--- a/downloads/teacher/04 Units/Unit 06 - Food Systems and Production - From Farm to Table/Lesson 06.12 - Feed the Class Menu Options and Constraints.docx
+++ b/downloads/teacher/04 Units/Unit 06 - Food Systems and Production - From Farm to Table/Lesson 06.12 - Feed the Class Menu Options and Constraints.docx
@@ -290,23 +290,41 @@
       <w:r>
         <w:t xml:space="preserve">By the end of this lesson, students will be able to:</w:t>
       </w:r>
-      <w:r>
-        <w:t xml:space="preserve"> </w:t>
-      </w:r>
-      <w:r>
-        <w:t xml:space="preserve">1. (Low) Given the constraint card, list the seven constraints on this project (no knives, no frying, pre-cooked meat only, the equipment available, the allergy list, 40 minutes, the station budget) and state what each one rules out.</w:t>
-      </w:r>
-      <w:r>
-        <w:t xml:space="preserve"> </w:t>
-      </w:r>
-      <w:r>
-        <w:t xml:space="preserve">2. (Mid) Given five costed menu option cards, compare two options on cost per person, difficulty, and equipment needed, and explain which one their station could actually finish inside a 40-minute period.</w:t>
-      </w:r>
-      <w:r>
-        <w:t xml:space="preserve"> </w:t>
-      </w:r>
-      <w:r>
-        <w:t xml:space="preserve">3. (High) Working as a station team, select one menu option, justify the choice against at least three constraints in writing, and assign all seven project roles.</w:t>
+    </w:p>
+    <w:p>
+      <w:pPr>
+        <w:numPr>
+          <w:ilvl w:val="0"/>
+          <w:numId w:val="1002"/>
+        </w:numPr>
+        <w:pStyle w:val="Compact"/>
+      </w:pPr>
+      <w:r>
+        <w:t xml:space="preserve">(Low) Given the constraint card, list the seven constraints on this project (no knives, no frying, pre-cooked meat only, the equipment available, the allergy list, 40 minutes, the station budget) and state what each one rules out.</w:t>
+      </w:r>
+    </w:p>
+    <w:p>
+      <w:pPr>
+        <w:numPr>
+          <w:ilvl w:val="0"/>
+          <w:numId w:val="1002"/>
+        </w:numPr>
+        <w:pStyle w:val="Compact"/>
+      </w:pPr>
+      <w:r>
+        <w:t xml:space="preserve">(Mid) Given five costed menu option cards, compare two options on cost per person, difficulty, and equipment needed, and explain which one their station could actually finish inside a 40-minute period.</w:t>
+      </w:r>
+    </w:p>
+    <w:p>
+      <w:pPr>
+        <w:numPr>
+          <w:ilvl w:val="0"/>
+          <w:numId w:val="1002"/>
+        </w:numPr>
+        <w:pStyle w:val="Compact"/>
+      </w:pPr>
+      <w:r>
+        <w:t xml:space="preserve">(High) Working as a station team, select one menu option, justify the choice against at least three constraints in writing, and assign all seven project roles.</w:t>
       </w:r>
     </w:p>
     <w:p>
@@ -347,7 +365,7 @@
       <w:pPr>
         <w:numPr>
           <w:ilvl w:val="0"/>
-          <w:numId w:val="1002"/>
+          <w:numId w:val="1003"/>
         </w:numPr>
         <w:pStyle w:val="Compact"/>
       </w:pPr>
@@ -374,7 +392,7 @@
       <w:pPr>
         <w:numPr>
           <w:ilvl w:val="0"/>
-          <w:numId w:val="1002"/>
+          <w:numId w:val="1003"/>
         </w:numPr>
         <w:pStyle w:val="Compact"/>
       </w:pPr>
@@ -395,7 +413,7 @@
       <w:pPr>
         <w:numPr>
           <w:ilvl w:val="0"/>
-          <w:numId w:val="1002"/>
+          <w:numId w:val="1003"/>
         </w:numPr>
         <w:pStyle w:val="Compact"/>
       </w:pPr>
@@ -407,7 +425,7 @@
       <w:pPr>
         <w:numPr>
           <w:ilvl w:val="0"/>
-          <w:numId w:val="1002"/>
+          <w:numId w:val="1003"/>
         </w:numPr>
         <w:pStyle w:val="Compact"/>
       </w:pPr>
@@ -419,7 +437,7 @@
       <w:pPr>
         <w:numPr>
           <w:ilvl w:val="0"/>
-          <w:numId w:val="1002"/>
+          <w:numId w:val="1003"/>
         </w:numPr>
         <w:pStyle w:val="Compact"/>
       </w:pPr>
@@ -440,7 +458,7 @@
       <w:pPr>
         <w:numPr>
           <w:ilvl w:val="0"/>
-          <w:numId w:val="1002"/>
+          <w:numId w:val="1003"/>
         </w:numPr>
         <w:pStyle w:val="Compact"/>
       </w:pPr>
@@ -467,7 +485,7 @@
       <w:pPr>
         <w:numPr>
           <w:ilvl w:val="0"/>
-          <w:numId w:val="1002"/>
+          <w:numId w:val="1003"/>
         </w:numPr>
         <w:pStyle w:val="Compact"/>
       </w:pPr>
@@ -1017,61 +1035,109 @@
       <w:r>
         <w:t xml:space="preserve">Monitor understanding:</w:t>
       </w:r>
-      <w:r>
-        <w:t xml:space="preserve"> </w:t>
-      </w:r>
-      <w:r>
-        <w:t xml:space="preserve">- Which constraint rules out a stir fry? Which one rules out a chicken cutlet?</w:t>
-      </w:r>
-      <w:r>
-        <w:t xml:space="preserve"> </w:t>
-      </w:r>
-      <w:r>
-        <w:t xml:space="preserve">- Option A costs $18.31 for 28 portions. What is that per person? Show me the division.</w:t>
-      </w:r>
-      <w:r>
-        <w:t xml:space="preserve"> </w:t>
-      </w:r>
-      <w:r>
-        <w:t xml:space="preserve">- Your dish needs the oven. So does Station 4’s. What is the problem, and who has to solve it?</w:t>
-      </w:r>
-      <w:r>
-        <w:t xml:space="preserve"> </w:t>
-      </w:r>
-      <w:r>
-        <w:t xml:space="preserve">- Where on your card does it say how many portions it makes? If it does not say, what do you do?</w:t>
-      </w:r>
-    </w:p>
-    <w:p>
-      <w:pPr>
-        <w:pStyle w:val="BodyText"/>
+    </w:p>
+    <w:p>
+      <w:pPr>
+        <w:numPr>
+          <w:ilvl w:val="0"/>
+          <w:numId w:val="1004"/>
+        </w:numPr>
+        <w:pStyle w:val="Compact"/>
+      </w:pPr>
+      <w:r>
+        <w:t xml:space="preserve">Which constraint rules out a stir fry? Which one rules out a chicken cutlet?</w:t>
+      </w:r>
+    </w:p>
+    <w:p>
+      <w:pPr>
+        <w:numPr>
+          <w:ilvl w:val="0"/>
+          <w:numId w:val="1004"/>
+        </w:numPr>
+        <w:pStyle w:val="Compact"/>
+      </w:pPr>
+      <w:r>
+        <w:t xml:space="preserve">Option A costs $18.31 for 28 portions. What is that per person? Show me the division.</w:t>
+      </w:r>
+    </w:p>
+    <w:p>
+      <w:pPr>
+        <w:numPr>
+          <w:ilvl w:val="0"/>
+          <w:numId w:val="1004"/>
+        </w:numPr>
+        <w:pStyle w:val="Compact"/>
+      </w:pPr>
+      <w:r>
+        <w:t xml:space="preserve">Your dish needs the oven. So does Station 4’s. What is the problem, and who has to solve it?</w:t>
+      </w:r>
+    </w:p>
+    <w:p>
+      <w:pPr>
+        <w:numPr>
+          <w:ilvl w:val="0"/>
+          <w:numId w:val="1004"/>
+        </w:numPr>
+        <w:pStyle w:val="Compact"/>
+      </w:pPr>
+      <w:r>
+        <w:t xml:space="preserve">Where on your card does it say how many portions it makes? If it does not say, what do you do?</w:t>
+      </w:r>
+    </w:p>
+    <w:p>
+      <w:pPr>
+        <w:pStyle w:val="FirstParagraph"/>
       </w:pPr>
       <w:r>
         <w:t xml:space="preserve">Deepen learning:</w:t>
       </w:r>
-      <w:r>
-        <w:t xml:space="preserve"> </w:t>
-      </w:r>
-      <w:r>
-        <w:t xml:space="preserve">- I gave you the constraints. In a real restaurant, who sets them, and what happens if the kitchen ignores them?</w:t>
-      </w:r>
-      <w:r>
-        <w:t xml:space="preserve"> </w:t>
-      </w:r>
-      <w:r>
-        <w:t xml:space="preserve">- Two of these options are cheaper per person than the school lunch. Why do you think that is, and what is the school paying for that we are not?</w:t>
-      </w:r>
-      <w:r>
-        <w:t xml:space="preserve"> </w:t>
-      </w:r>
-      <w:r>
-        <w:t xml:space="preserve">- Your dish is the cheapest option on the table. Is cheapest the same as best here? What else matters to the people eating it?</w:t>
-      </w:r>
-      <w:r>
-        <w:t xml:space="preserve"> </w:t>
-      </w:r>
-      <w:r>
-        <w:t xml:space="preserve">- One of these five dishes has no heat at all. Is that a weaker choice or a smarter one? Say why with a reason a chef would give.</w:t>
+    </w:p>
+    <w:p>
+      <w:pPr>
+        <w:numPr>
+          <w:ilvl w:val="0"/>
+          <w:numId w:val="1005"/>
+        </w:numPr>
+        <w:pStyle w:val="Compact"/>
+      </w:pPr>
+      <w:r>
+        <w:t xml:space="preserve">I gave you the constraints. In a real restaurant, who sets them, and what happens if the kitchen ignores them?</w:t>
+      </w:r>
+    </w:p>
+    <w:p>
+      <w:pPr>
+        <w:numPr>
+          <w:ilvl w:val="0"/>
+          <w:numId w:val="1005"/>
+        </w:numPr>
+        <w:pStyle w:val="Compact"/>
+      </w:pPr>
+      <w:r>
+        <w:t xml:space="preserve">Two of these options are cheaper per person than the school lunch. Why do you think that is, and what is the school paying for that we are not?</w:t>
+      </w:r>
+    </w:p>
+    <w:p>
+      <w:pPr>
+        <w:numPr>
+          <w:ilvl w:val="0"/>
+          <w:numId w:val="1005"/>
+        </w:numPr>
+        <w:pStyle w:val="Compact"/>
+      </w:pPr>
+      <w:r>
+        <w:t xml:space="preserve">Your dish is the cheapest option on the table. Is cheapest the same as best here? What else matters to the people eating it?</w:t>
+      </w:r>
+    </w:p>
+    <w:p>
+      <w:pPr>
+        <w:numPr>
+          <w:ilvl w:val="0"/>
+          <w:numId w:val="1005"/>
+        </w:numPr>
+        <w:pStyle w:val="Compact"/>
+      </w:pPr>
+      <w:r>
+        <w:t xml:space="preserve">One of these five dishes has no heat at all. Is that a weaker choice or a smarter one? Say why with a reason a chef would give.</w:t>
       </w:r>
     </w:p>
     <w:p>
@@ -1162,7 +1228,7 @@
       <w:pPr>
         <w:numPr>
           <w:ilvl w:val="0"/>
-          <w:numId w:val="1003"/>
+          <w:numId w:val="1006"/>
         </w:numPr>
         <w:pStyle w:val="Compact"/>
       </w:pPr>
@@ -1174,7 +1240,7 @@
       <w:pPr>
         <w:numPr>
           <w:ilvl w:val="0"/>
-          <w:numId w:val="1003"/>
+          <w:numId w:val="1006"/>
         </w:numPr>
         <w:pStyle w:val="Compact"/>
       </w:pPr>
@@ -1186,7 +1252,7 @@
       <w:pPr>
         <w:numPr>
           <w:ilvl w:val="0"/>
-          <w:numId w:val="1003"/>
+          <w:numId w:val="1006"/>
         </w:numPr>
         <w:pStyle w:val="Compact"/>
       </w:pPr>
@@ -1198,7 +1264,7 @@
       <w:pPr>
         <w:numPr>
           <w:ilvl w:val="0"/>
-          <w:numId w:val="1003"/>
+          <w:numId w:val="1006"/>
         </w:numPr>
         <w:pStyle w:val="Compact"/>
       </w:pPr>
@@ -1210,7 +1276,7 @@
       <w:pPr>
         <w:numPr>
           <w:ilvl w:val="0"/>
-          <w:numId w:val="1003"/>
+          <w:numId w:val="1006"/>
         </w:numPr>
         <w:pStyle w:val="Compact"/>
       </w:pPr>
@@ -1222,7 +1288,7 @@
       <w:pPr>
         <w:numPr>
           <w:ilvl w:val="0"/>
-          <w:numId w:val="1003"/>
+          <w:numId w:val="1006"/>
         </w:numPr>
         <w:pStyle w:val="Compact"/>
       </w:pPr>
@@ -1579,7 +1645,7 @@
       <w:pPr>
         <w:numPr>
           <w:ilvl w:val="0"/>
-          <w:numId w:val="1004"/>
+          <w:numId w:val="1007"/>
         </w:numPr>
         <w:pStyle w:val="Compact"/>
       </w:pPr>
@@ -1603,7 +1669,7 @@
       <w:pPr>
         <w:numPr>
           <w:ilvl w:val="0"/>
-          <w:numId w:val="1004"/>
+          <w:numId w:val="1007"/>
         </w:numPr>
         <w:pStyle w:val="Compact"/>
       </w:pPr>
@@ -1615,7 +1681,7 @@
       <w:pPr>
         <w:numPr>
           <w:ilvl w:val="0"/>
-          <w:numId w:val="1004"/>
+          <w:numId w:val="1007"/>
         </w:numPr>
         <w:pStyle w:val="Compact"/>
       </w:pPr>
@@ -1648,7 +1714,7 @@
       <w:pPr>
         <w:numPr>
           <w:ilvl w:val="0"/>
-          <w:numId w:val="1004"/>
+          <w:numId w:val="1007"/>
         </w:numPr>
         <w:pStyle w:val="Compact"/>
       </w:pPr>
@@ -1672,7 +1738,7 @@
       <w:pPr>
         <w:numPr>
           <w:ilvl w:val="0"/>
-          <w:numId w:val="1004"/>
+          <w:numId w:val="1007"/>
         </w:numPr>
         <w:pStyle w:val="Compact"/>
       </w:pPr>
@@ -1696,7 +1762,7 @@
       <w:pPr>
         <w:numPr>
           <w:ilvl w:val="0"/>
-          <w:numId w:val="1004"/>
+          <w:numId w:val="1007"/>
         </w:numPr>
         <w:pStyle w:val="Compact"/>
       </w:pPr>
@@ -1772,7 +1838,7 @@
       <w:pPr>
         <w:numPr>
           <w:ilvl w:val="0"/>
-          <w:numId w:val="1005"/>
+          <w:numId w:val="1008"/>
         </w:numPr>
         <w:pStyle w:val="Compact"/>
       </w:pPr>
@@ -1784,7 +1850,7 @@
       <w:pPr>
         <w:numPr>
           <w:ilvl w:val="0"/>
-          <w:numId w:val="1005"/>
+          <w:numId w:val="1008"/>
         </w:numPr>
         <w:pStyle w:val="Compact"/>
       </w:pPr>
@@ -1796,7 +1862,7 @@
       <w:pPr>
         <w:numPr>
           <w:ilvl w:val="0"/>
-          <w:numId w:val="1005"/>
+          <w:numId w:val="1008"/>
         </w:numPr>
         <w:pStyle w:val="Compact"/>
       </w:pPr>
@@ -1826,7 +1892,7 @@
       <w:pPr>
         <w:numPr>
           <w:ilvl w:val="0"/>
-          <w:numId w:val="1005"/>
+          <w:numId w:val="1008"/>
         </w:numPr>
         <w:pStyle w:val="Compact"/>
       </w:pPr>
@@ -1838,7 +1904,7 @@
       <w:pPr>
         <w:numPr>
           <w:ilvl w:val="0"/>
-          <w:numId w:val="1005"/>
+          <w:numId w:val="1008"/>
         </w:numPr>
         <w:pStyle w:val="Compact"/>
       </w:pPr>
@@ -1850,7 +1916,7 @@
       <w:pPr>
         <w:numPr>
           <w:ilvl w:val="0"/>
-          <w:numId w:val="1005"/>
+          <w:numId w:val="1008"/>
         </w:numPr>
         <w:pStyle w:val="Compact"/>
       </w:pPr>
@@ -1865,7 +1931,7 @@
       <w:pPr>
         <w:numPr>
           <w:ilvl w:val="0"/>
-          <w:numId w:val="1005"/>
+          <w:numId w:val="1008"/>
         </w:numPr>
         <w:pStyle w:val="Compact"/>
       </w:pPr>
@@ -2176,6 +2242,118 @@
       </w:pPr>
     </w:lvl>
   </w:abstractNum>
+  <w:abstractNum w:abstractNumId="99411">
+    <w:nsid w:val="71315dca"/>
+    <w:multiLevelType w:val="multilevel"/>
+    <w:lvl w:ilvl="0">
+      <w:start w:val="1"/>
+      <w:numFmt w:val="decimal"/>
+      <w:lvlText w:val="%1."/>
+      <w:lvlJc w:val="left"/>
+      <w:pPr>
+        <w:tabs>
+          <w:tab w:val="num" w:pos="0"/>
+        </w:tabs>
+        <w:ind w:left="480" w:hanging="480"/>
+      </w:pPr>
+    </w:lvl>
+    <w:lvl w:ilvl="1">
+      <w:start w:val="1"/>
+      <w:numFmt w:val="decimal"/>
+      <w:lvlText w:val="%2."/>
+      <w:lvlJc w:val="left"/>
+      <w:pPr>
+        <w:tabs>
+          <w:tab w:val="num" w:pos="720"/>
+        </w:tabs>
+        <w:ind w:left="1200" w:hanging="480"/>
+      </w:pPr>
+    </w:lvl>
+    <w:lvl w:ilvl="2">
+      <w:start w:val="1"/>
+      <w:numFmt w:val="decimal"/>
+      <w:lvlText w:val="%3."/>
+      <w:lvlJc w:val="left"/>
+      <w:pPr>
+        <w:tabs>
+          <w:tab w:val="num" w:pos="1440"/>
+        </w:tabs>
+        <w:ind w:left="1920" w:hanging="480"/>
+      </w:pPr>
+    </w:lvl>
+    <w:lvl w:ilvl="3">
+      <w:start w:val="1"/>
+      <w:numFmt w:val="decimal"/>
+      <w:lvlText w:val="%4."/>
+      <w:lvlJc w:val="left"/>
+      <w:pPr>
+        <w:tabs>
+          <w:tab w:val="num" w:pos="2160"/>
+        </w:tabs>
+        <w:ind w:left="2640" w:hanging="480"/>
+      </w:pPr>
+    </w:lvl>
+    <w:lvl w:ilvl="4">
+      <w:start w:val="1"/>
+      <w:numFmt w:val="decimal"/>
+      <w:lvlText w:val="%5."/>
+      <w:lvlJc w:val="left"/>
+      <w:pPr>
+        <w:tabs>
+          <w:tab w:val="num" w:pos="2880"/>
+        </w:tabs>
+        <w:ind w:left="3360" w:hanging="480"/>
+      </w:pPr>
+    </w:lvl>
+    <w:lvl w:ilvl="5">
+      <w:start w:val="1"/>
+      <w:numFmt w:val="decimal"/>
+      <w:lvlText w:val="%6."/>
+      <w:lvlJc w:val="left"/>
+      <w:pPr>
+        <w:tabs>
+          <w:tab w:val="num" w:pos="3600"/>
+        </w:tabs>
+        <w:ind w:left="4080" w:hanging="480"/>
+      </w:pPr>
+    </w:lvl>
+    <w:lvl w:ilvl="6">
+      <w:start w:val="1"/>
+      <w:numFmt w:val="decimal"/>
+      <w:lvlText w:val="%7."/>
+      <w:lvlJc w:val="left"/>
+      <w:pPr>
+        <w:tabs>
+          <w:tab w:val="num" w:pos="4320"/>
+        </w:tabs>
+        <w:ind w:left="4800" w:hanging="480"/>
+      </w:pPr>
+    </w:lvl>
+    <w:lvl w:ilvl="7">
+      <w:start w:val="1"/>
+      <w:numFmt w:val="decimal"/>
+      <w:lvlText w:val="%8."/>
+      <w:lvlJc w:val="left"/>
+      <w:pPr>
+        <w:tabs>
+          <w:tab w:val="num" w:pos="5040"/>
+        </w:tabs>
+        <w:ind w:left="5520" w:hanging="480"/>
+      </w:pPr>
+    </w:lvl>
+    <w:lvl w:ilvl="8">
+      <w:start w:val="1"/>
+      <w:numFmt w:val="decimal"/>
+      <w:lvlText w:val="%9."/>
+      <w:lvlJc w:val="left"/>
+      <w:pPr>
+        <w:tabs>
+          <w:tab w:val="num" w:pos="5760"/>
+        </w:tabs>
+        <w:ind w:left="6240" w:hanging="480"/>
+      </w:pPr>
+    </w:lvl>
+  </w:abstractNum>
   <w:num w:numId="1000">
     <w:abstractNumId w:val="990"/>
   </w:num>
@@ -2183,7 +2361,34 @@
     <w:abstractNumId w:val="991"/>
   </w:num>
   <w:num w:numId="1002">
-    <w:abstractNumId w:val="991"/>
+    <w:abstractNumId w:val="99411"/>
+    <w:lvlOverride w:ilvl="0">
+      <w:startOverride w:val="1"/>
+    </w:lvlOverride>
+    <w:lvlOverride w:ilvl="1">
+      <w:startOverride w:val="1"/>
+    </w:lvlOverride>
+    <w:lvlOverride w:ilvl="2">
+      <w:startOverride w:val="1"/>
+    </w:lvlOverride>
+    <w:lvlOverride w:ilvl="3">
+      <w:startOverride w:val="1"/>
+    </w:lvlOverride>
+    <w:lvlOverride w:ilvl="4">
+      <w:startOverride w:val="1"/>
+    </w:lvlOverride>
+    <w:lvlOverride w:ilvl="5">
+      <w:startOverride w:val="1"/>
+    </w:lvlOverride>
+    <w:lvlOverride w:ilvl="6">
+      <w:startOverride w:val="1"/>
+    </w:lvlOverride>
+    <w:lvlOverride w:ilvl="7">
+      <w:startOverride w:val="1"/>
+    </w:lvlOverride>
+    <w:lvlOverride w:ilvl="8">
+      <w:startOverride w:val="1"/>
+    </w:lvlOverride>
   </w:num>
   <w:num w:numId="1003">
     <w:abstractNumId w:val="991"/>
@@ -2192,6 +2397,15 @@
     <w:abstractNumId w:val="991"/>
   </w:num>
   <w:num w:numId="1005">
+    <w:abstractNumId w:val="991"/>
+  </w:num>
+  <w:num w:numId="1006">
+    <w:abstractNumId w:val="991"/>
+  </w:num>
+  <w:num w:numId="1007">
+    <w:abstractNumId w:val="991"/>
+  </w:num>
+  <w:num w:numId="1008">
     <w:abstractNumId w:val="991"/>
   </w:num>
 </w:numbering>

--- a/downloads/teacher/04 Units/Unit 06 - Food Systems and Production - From Farm to Table/Lesson 06.12 - Feed the Class Menu Options and Constraints.docx
+++ b/downloads/teacher/04 Units/Unit 06 - Food Systems and Production - From Farm to Table/Lesson 06.12 - Feed the Class Menu Options and Constraints.docx
@@ -399,15 +399,6 @@
       <w:r>
         <w:t xml:space="preserve">The class allergy list, printed and posted at the front and at every station.</w:t>
       </w:r>
-      <w:r>
-        <w:t xml:space="preserve"> </w:t>
-      </w:r>
-      <w:r>
-        <w:rPr>
-          <w:rStyle w:val="TeacherNote"/>
-        </w:rPr>
-        <w:t xml:space="preserve">[Sal: pull the current list from the nurse the week before. Names come off; the allergens stay on.]</w:t>
-      </w:r>
     </w:p>
     <w:p>
       <w:pPr>
@@ -443,15 +434,6 @@
       </w:pPr>
       <w:r>
         <w:t xml:space="preserve">One real supermarket circular per station, this week’s, for the do now only (they get used for real in Lesson 6.13).</w:t>
-      </w:r>
-      <w:r>
-        <w:t xml:space="preserve"> </w:t>
-      </w:r>
-      <w:r>
-        <w:rPr>
-          <w:rStyle w:val="TeacherNote"/>
-        </w:rPr>
-        <w:t xml:space="preserve">[Sal: King Kullen, Stop and Shop, or whatever your school’s neighborhood store is. Prices in the handout are Long Island prices marked [update from this week’s circular].]</w:t>
       </w:r>
     </w:p>
     <w:p>
@@ -555,7 +537,7 @@
         <w:t xml:space="preserve">“</w:t>
       </w:r>
       <w:r>
-        <w:t xml:space="preserve">Here is the real number. I can spend about $20 per station, so about $80 for this class. That is under a dollar and a half a person. In two weeks you are going to plan it, price it, cook it, and serve it, and I am not going to do it for you. You are the kitchen.</w:t>
+        <w:t xml:space="preserve">Here is the real number. I can spend about $20 per station, so about $80 for this class. That is under three dollars a person. In two weeks you are going to plan it, price it, cook it, and serve it, and I am not going to do it for you. You are the kitchen.</w:t>
       </w:r>
       <w:r>
         <w:t xml:space="preserve">”</w:t>
@@ -1621,15 +1603,6 @@
       <w:r>
         <w:t xml:space="preserve">Math: the cost per person division and the scale factor in Lesson 6.13 are ratio and unit rate work. Show the math teacher the option cards; if the grade 7 math class is on unit rate that month, the same five cards are a ready problem set. Community: the manager of the supermarket the circular comes from. FACS gives the store a class of customers who can read a unit price and a thank-you note; the store gives FACS this week’s circular in a stack, a five-minute answer on why a store brand costs less, and sometimes a donation toward the $80.</w:t>
       </w:r>
-      <w:r>
-        <w:t xml:space="preserve"> </w:t>
-      </w:r>
-      <w:r>
-        <w:rPr>
-          <w:rStyle w:val="TeacherNote"/>
-        </w:rPr>
-        <w:t xml:space="preserve">[Sal: you priced the King Kullen lists yourself; ask the store manager whether they will hold the order and whether they do school donations.]</w:t>
-      </w:r>
     </w:p>
     <w:p>
       <w:pPr>
@@ -1700,15 +1673,6 @@
       <w:r>
         <w:t xml:space="preserve">, Part A.6.</w:t>
       </w:r>
-      <w:r>
-        <w:t xml:space="preserve"> </w:t>
-      </w:r>
-      <w:r>
-        <w:rPr>
-          <w:rStyle w:val="TeacherNote"/>
-        </w:rPr>
-        <w:t xml:space="preserve">[Sal: confirm against the NYSED PDF.]</w:t>
-      </w:r>
     </w:p>
     <w:p>
       <w:pPr>
@@ -1767,22 +1731,7 @@
         <w:pStyle w:val="Compact"/>
       </w:pPr>
       <w:r>
-        <w:t xml:space="preserve">Sal’s own materials:</w:t>
-      </w:r>
-      <w:r>
-        <w:t xml:space="preserve"> </w:t>
-      </w:r>
-      <w:r>
-        <w:rPr>
-          <w:rStyle w:val="VerbatimChar"/>
-        </w:rPr>
-        <w:t xml:space="preserve">education_teaching_facs_kingkullen_8thgrademenuoptions_2026_03.pdf</w:t>
-      </w:r>
-      <w:r>
-        <w:t xml:space="preserve"> </w:t>
-      </w:r>
-      <w:r>
-        <w:t xml:space="preserve">(six costed menus for 165 students across six periods and three kitchens on a $200 budget, with the standing constraints</w:t>
+        <w:t xml:space="preserve">My own materials: (six costed menus for 165 students across six periods and three kitchens on a $200 budget, with the standing constraints</w:t>
       </w:r>
       <w:r>
         <w:t xml:space="preserve"> </w:t>
@@ -1812,16 +1761,7 @@
         <w:t xml:space="preserve"> </w:t>
       </w:r>
       <w:r>
-        <w:t xml:space="preserve">are rescaled from his six for one class of 28 at four stations. Prices are his verified King Kullen prices from the week of March 20 to 26, 2026, marked</w:t>
-      </w:r>
-      <w:r>
-        <w:t xml:space="preserve"> </w:t>
-      </w:r>
-      <w:r>
-        <w:rPr>
-          <w:rStyle w:val="TeacherNote"/>
-        </w:rPr>
-        <w:t xml:space="preserve">[update from this week’s circular].</w:t>
+        <w:t xml:space="preserve">are rescaled from my six for one class of 28 at four stations. Prices are my verified supermarket prices from the week of March 20 to 26, 2026, to be refreshed from the current circular before teaching.</w:t>
       </w:r>
     </w:p>
     <w:p>
@@ -1910,21 +1850,6 @@
       </w:pPr>
       <w:r>
         <w:t xml:space="preserve">Two stations will both want the oven. Let them discover it here. The fix is the flowchart in Lesson 6.14: one bakes in minutes 10 to 20, the other in minutes 20 to 30, or one moves to the toaster oven.</w:t>
-      </w:r>
-    </w:p>
-    <w:p>
-      <w:pPr>
-        <w:numPr>
-          <w:ilvl w:val="0"/>
-          <w:numId w:val="1008"/>
-        </w:numPr>
-        <w:pStyle w:val="Compact"/>
-      </w:pPr>
-      <w:r>
-        <w:rPr>
-          <w:rStyle w:val="TeacherNote"/>
-        </w:rPr>
-        <w:t xml:space="preserve">[Sal: your master flowchart put Kitchen 4 on support duty after its bread went in the oven. Decide now which station is your support station this year, because it changes who picks which option. The dessert station and the bread station are the two that free up.]</w:t>
       </w:r>
     </w:p>
     <w:p>
